--- a/en/wisdom-stories/raising-a-child.docx
+++ b/en/wisdom-stories/raising-a-child.docx
@@ -196,7 +196,7 @@
         <w:rPr>
           <w:lang/>
         </w:rPr>
-        <w:t>The neighbours were astonished. The once unruly boy now seemed quiet and obedient. His teacher was pleased too and congratulated his mother.</w:t>
+        <w:t xml:space="preserve">The neighbors were astonished. The once unruly boy now seemed quiet and obedient. His teacher was pleased too and congratulated his mother.</w:t>
       </w:r>
     </w:p>
     <w:p>
@@ -235,7 +235,7 @@
         <w:rPr>
           <w:lang/>
         </w:rPr>
-        <w:t>“I’m concerned about some changes in your son’s behaviour. He takes other children’s things and then denies it. We need to understand why.”</w:t>
+        <w:t xml:space="preserve">“I’m concerned about some changes in your son’s behavior. He takes other children’s things and then denies it. We need to understand why.”</w:t>
       </w:r>
     </w:p>
     <w:p>
@@ -261,7 +261,7 @@
         <w:rPr>
           <w:lang/>
         </w:rPr>
-        <w:t>Seeing the parents’ distress, an experienced neighbour said:</w:t>
+        <w:t xml:space="preserve">Seeing the parents’ distress, an experienced neighbor said:</w:t>
       </w:r>
     </w:p>
     <w:p>
@@ -366,7 +366,7 @@
         <w:rPr>
           <w:lang/>
         </w:rPr>
-        <w:t>“You wanted to change your child’s behaviour, but you did not try to understand his feelings. Fear can silence a child for a while. But silence is not understanding, and obedience is not the same as learning right from wrong. A child who fears punishment may try to hide a mistake instead of putting it right.”</w:t>
+        <w:t xml:space="preserve">“You wanted to change your child’s behavior, but you did not try to understand his feelings. Fear can silence a child for a while. But silence is not understanding, and obedience is not the same as learning right from wrong. A child who fears punishment may try to hide a mistake instead of putting it right.”</w:t>
       </w:r>
     </w:p>
     <w:p>
